--- a/soft-tenancy/confluence/04-mimir.docx
+++ b/soft-tenancy/confluence/04-mimir.docx
@@ -59,7 +59,7 @@
         <w:t xml:space="preserve">Per-tenant observability: the basics</w:t>
       </w:r>
       <w:r>
-        <w:t xml:space="preserve"> first: it explains the read gateway, the collectors and the Grafana organizations that every backend relies on.</w:t>
+        <w:t xml:space="preserve"> first: it explains the read gateway and its views, the collectors and the Grafana organizations that every backend relies on.</w:t>
       </w:r>
     </w:p>
     <w:p>
@@ -625,7 +625,7 @@
       <w:r>
         <w:drawing>
           <wp:inline distT="0" distB="0" distL="0" distR="0">
-            <wp:extent cx="6191250" cy="3486150"/>
+            <wp:extent cx="6191250" cy="3743325"/>
             <wp:effectExtent t="0" r="0" b="0" l="0"/>
             <wp:docPr id="1" name="mimir-flow" descr="Alloy and Tempo write metrics into Mimir; obs-gateway reads them for Grafana; nobody else may reach Mimir" title="Alloy and Tempo write metrics into Mimir; obs-gateway reads them for Grafana; nobody else may reach Mimir"/>
             <wp:cNvGraphicFramePr>
@@ -656,7 +656,7 @@
                   <pic:spPr bwMode="auto">
                     <a:xfrm>
                       <a:off x="0" y="0"/>
-                      <a:ext cx="6191250" cy="3486150"/>
+                      <a:ext cx="6191250" cy="3743325"/>
                     </a:xfrm>
                     <a:prstGeom prst="rect">
                       <a:avLst/>
@@ -722,7 +722,7 @@
         <w:t xml:space="preserve">Reads:</w:t>
       </w:r>
       <w:r>
-        <w:t xml:space="preserve"> only obs-gateway (kgateway) on port 8080, and only the Prometheus query API.</w:t>
+        <w:t xml:space="preserve"> only obs-gateway (kgateway), and only the Prometheus query API, as the tenants the caller's view names.</w:t>
       </w:r>
     </w:p>
     <w:p>
@@ -762,7 +762,7 @@
       <w:r>
         <w:drawing>
           <wp:inline distT="0" distB="0" distL="0" distR="0">
-            <wp:extent cx="6191250" cy="2771775"/>
+            <wp:extent cx="6191250" cy="3228975"/>
             <wp:effectExtent t="0" r="0" b="0" l="0"/>
             <wp:docPr id="1" name="mimir-inside" descr="Mimir keeps a separate space per X-Scope-OrgID; requests without the header are refused" title="Mimir keeps a separate space per X-Scope-OrgID; requests without the header are refused"/>
             <wp:cNvGraphicFramePr>
@@ -793,7 +793,7 @@
                   <pic:spPr bwMode="auto">
                     <a:xfrm>
                       <a:off x="0" y="0"/>
-                      <a:ext cx="6191250" cy="2771775"/>
+                      <a:ext cx="6191250" cy="3228975"/>
                     </a:xfrm>
                     <a:prstGeom prst="rect">
                       <a:avLst/>
@@ -867,7 +867,17 @@
         <w:spacing w:after="140"/>
       </w:pPr>
       <w:r>
-        <w:t xml:space="preserve">Each tenant gets its own in-memory series, its own blocks on disk (its own prefix in object storage), and its own limits. A query reads only the tenant it names. Mimir can also run queries across tenants (</w:t>
+        <w:t xml:space="preserve">Each tenant gets its own in-memory series, its own blocks on disk (its own prefix in object storage), and its own limits. A query reads only the tenants it names, and it may name </w:t>
+      </w:r>
+      <w:r>
+        <w:rPr>
+          <w:b/>
+          <w:bCs/>
+        </w:rPr>
+        <w:t xml:space="preserve">several</w:t>
+      </w:r>
+      <w:r>
+        <w:t xml:space="preserve">: with tenant federation on, </w:t>
       </w:r>
       <w:r>
         <w:rPr>
@@ -875,10 +885,107 @@
           <w:sz w:val="19"/>
           <w:szCs w:val="19"/>
         </w:rPr>
-        <w:t xml:space="preserve">tenant-a|tenant-b</w:t>
-      </w:r>
-      <w:r>
-        <w:t xml:space="preserve">), but only with tenant federation switched on. It is off by default, and we leave it off.</w:t>
+        <w:t xml:space="preserve">tenant-a|tenant-c</w:t>
+      </w:r>
+      <w:r>
+        <w:t xml:space="preserve"> queries both and labels every result with </w:t>
+      </w:r>
+      <w:r>
+        <w:rPr>
+          <w:rFonts w:ascii="Consolas" w:cs="Consolas" w:eastAsia="Consolas" w:hAnsi="Consolas"/>
+          <w:sz w:val="19"/>
+          <w:szCs w:val="19"/>
+        </w:rPr>
+        <w:t xml:space="preserve">__tenant_id__</w:t>
+      </w:r>
+      <w:r>
+        <w:t xml:space="preserve">. That is how Tenant A's org sees tenant c as well; only the read gateway sets that header.</w:t>
+      </w:r>
+    </w:p>
+    <w:p>
+      <w:pPr>
+        <w:pBdr>
+          <w:left w:val="single" w:color="2E5C8A" w:sz="24" w:space="8"/>
+        </w:pBdr>
+        <w:shd w:fill="EEF4FB" w:color="auto" w:val="clear"/>
+        <w:spacing w:after="220" w:before="120"/>
+        <w:ind w:left="180" w:right="120"/>
+      </w:pPr>
+      <w:r>
+        <w:rPr>
+          <w:b/>
+          <w:bCs/>
+          <w:color w:val="2E5C8A"/>
+        </w:rPr>
+        <w:t xml:space="preserve">Our tenants  </w:t>
+      </w:r>
+      <w:r>
+        <w:t xml:space="preserve">Our lab has tenants a, b and c. Each Grafana org reads through its own </w:t>
+      </w:r>
+      <w:r>
+        <w:rPr>
+          <w:b/>
+          <w:bCs/>
+        </w:rPr>
+        <w:t xml:space="preserve">view</w:t>
+      </w:r>
+      <w:r>
+        <w:t xml:space="preserve"> on the gateway: </w:t>
+      </w:r>
+      <w:r>
+        <w:rPr>
+          <w:rFonts w:ascii="Consolas" w:cs="Consolas" w:eastAsia="Consolas" w:hAnsi="Consolas"/>
+          <w:sz w:val="19"/>
+          <w:szCs w:val="19"/>
+        </w:rPr>
+        <w:t xml:space="preserve">/tenant-a/</w:t>
+      </w:r>
+      <w:r>
+        <w:t xml:space="preserve"> asks for </w:t>
+      </w:r>
+      <w:r>
+        <w:rPr>
+          <w:rFonts w:ascii="Consolas" w:cs="Consolas" w:eastAsia="Consolas" w:hAnsi="Consolas"/>
+          <w:sz w:val="19"/>
+          <w:szCs w:val="19"/>
+        </w:rPr>
+        <w:t xml:space="preserve">tenant-a|tenant-c</w:t>
+      </w:r>
+      <w:r>
+        <w:t xml:space="preserve"> (tenant a uses tenant c's services), </w:t>
+      </w:r>
+      <w:r>
+        <w:rPr>
+          <w:rFonts w:ascii="Consolas" w:cs="Consolas" w:eastAsia="Consolas" w:hAnsi="Consolas"/>
+          <w:sz w:val="19"/>
+          <w:szCs w:val="19"/>
+        </w:rPr>
+        <w:t xml:space="preserve">/tenant-b/</w:t>
+      </w:r>
+      <w:r>
+        <w:t xml:space="preserve"> for tenant-b, </w:t>
+      </w:r>
+      <w:r>
+        <w:rPr>
+          <w:rFonts w:ascii="Consolas" w:cs="Consolas" w:eastAsia="Consolas" w:hAnsi="Consolas"/>
+          <w:sz w:val="19"/>
+          <w:szCs w:val="19"/>
+        </w:rPr>
+        <w:t xml:space="preserve">/tenant-c/</w:t>
+      </w:r>
+      <w:r>
+        <w:t xml:space="preserve"> for tenant-c, and </w:t>
+      </w:r>
+      <w:r>
+        <w:rPr>
+          <w:rFonts w:ascii="Consolas" w:cs="Consolas" w:eastAsia="Consolas" w:hAnsi="Consolas"/>
+          <w:sz w:val="19"/>
+          <w:szCs w:val="19"/>
+        </w:rPr>
+        <w:t xml:space="preserve">/platform/</w:t>
+      </w:r>
+      <w:r>
+        <w:t xml:space="preserve"> for everything.</w:t>
       </w:r>
     </w:p>
     <w:p>
@@ -1268,7 +1375,18 @@
         <w:t xml:space="preserve">Mimir</w:t>
       </w:r>
       <w:r>
-        <w:t xml:space="preserve"> data source → obs-gateway port 8080, with the tenant's key → Mimir. The gateway's Mimir listener forwards the Prometheus query API and nothing else:</w:t>
+        <w:t xml:space="preserve"> data source → that org's view on obs-gateway (</w:t>
+      </w:r>
+      <w:r>
+        <w:rPr>
+          <w:rFonts w:ascii="Consolas" w:cs="Consolas" w:eastAsia="Consolas" w:hAnsi="Consolas"/>
+          <w:sz w:val="19"/>
+          <w:szCs w:val="19"/>
+        </w:rPr>
+        <w:t xml:space="preserve">/tenant-a/prometheus</w:t>
+      </w:r>
+      <w:r>
+        <w:t xml:space="preserve">, opened by Tenant A's key) → Mimir. The view forwards the Prometheus query API and nothing else:</w:t>
       </w:r>
     </w:p>
     <w:tbl>
@@ -1364,7 +1482,7 @@
                 <w:sz w:val="19"/>
                 <w:szCs w:val="19"/>
               </w:rPr>
-              <w:t xml:space="preserve">/prometheus/api/v1/query</w:t>
+              <w:t xml:space="preserve">/&lt;view&gt;/prometheus/api/v1/query</w:t>
             </w:r>
             <w:r>
               <w:t xml:space="preserve">, </w:t>
@@ -1449,7 +1567,7 @@
               <w:spacing w:after="0"/>
             </w:pPr>
             <w:r>
-              <w:t xml:space="preserve">forwarded, as the tenant the key belongs to</w:t>
+              <w:t xml:space="preserve">forwarded, as the view's tenants</w:t>
             </w:r>
           </w:p>
         </w:tc>
@@ -1478,7 +1596,7 @@
                 <w:sz w:val="19"/>
                 <w:szCs w:val="19"/>
               </w:rPr>
-              <w:t xml:space="preserve">/api/v1/push</w:t>
+              <w:t xml:space="preserve">/&lt;view&gt;/api/v1/push</w:t>
             </w:r>
           </w:p>
         </w:tc>
@@ -1497,7 +1615,7 @@
               <w:spacing w:after="0"/>
             </w:pPr>
             <w:r>
-              <w:t xml:space="preserve">404: no pushes through the gateway</w:t>
+              <w:t xml:space="preserve">refused: no pushes through the gateway</w:t>
             </w:r>
           </w:p>
         </w:tc>
@@ -1572,7 +1690,7 @@
               <w:spacing w:after="0"/>
             </w:pPr>
             <w:r>
-              <w:t xml:space="preserve">no key, or an unknown one</w:t>
+              <w:t xml:space="preserve">no key, or a key for another view</w:t>
             </w:r>
           </w:p>
         </w:tc>
@@ -1607,7 +1725,7 @@
         <w:spacing w:after="140"/>
       </w:pPr>
       <w:r>
-        <w:t xml:space="preserve">The data source is a normal Prometheus data source, flagged as Mimir. The URL must end in </w:t>
+        <w:t xml:space="preserve">The data source is a normal Prometheus data source, flagged as Mimir. Its URL is the org's view plus </w:t>
       </w:r>
       <w:r>
         <w:rPr>
@@ -1690,7 +1808,7 @@
           <w:sz w:val="16"/>
           <w:szCs w:val="16"/>
         </w:rPr>
-        <w:t xml:space="preserve">  "url": "http://obs-gateway.observability.svc.cluster.local:8080/prometheus",</w:t>
+        <w:t xml:space="preserve">  "url": "http://obs-gateway.observability.svc.cluster.local:8080/tenant-a/prometheus",</w:t>
       </w:r>
     </w:p>
     <w:p>
@@ -1882,7 +2000,7 @@
           <w:sz w:val="16"/>
           <w:szCs w:val="16"/>
         </w:rPr>
-        <w:t xml:space="preserve">  "secureJsonData": {"httpHeaderValue1": "&lt;tenant-a's gateway key&gt;"}</w:t>
+        <w:t xml:space="preserve">  "secureJsonData": {"httpHeaderValue1": "&lt;Tenant A's gateway key&gt;"}</w:t>
       </w:r>
     </w:p>
     <w:p>
@@ -1966,6 +2084,54 @@
           <w:szCs w:val="16"/>
         </w:rPr>
         <w:t xml:space="preserve">multitenancy_enabled: true</w:t>
+      </w:r>
+    </w:p>
+    <w:p>
+      <w:pPr>
+        <w:keepNext/>
+        <w:keepLines/>
+        <w:pBdr>
+          <w:top w:val="single" w:color="D0D7DE" w:sz="4" w:space="4"/>
+          <w:left w:val="single" w:color="D0D7DE" w:sz="4" w:space="4"/>
+          <w:bottom w:val="single" w:color="D0D7DE" w:sz="4" w:space="4"/>
+          <w:right w:val="single" w:color="D0D7DE" w:sz="4" w:space="4"/>
+        </w:pBdr>
+        <w:shd w:fill="F4F6F8" w:color="auto" w:val="clear"/>
+        <w:spacing w:after="0" w:before="0" w:line="240"/>
+        <w:ind w:left="100" w:right="100"/>
+      </w:pPr>
+      <w:r>
+        <w:rPr>
+          <w:rFonts w:ascii="Consolas" w:cs="Consolas" w:eastAsia="Consolas" w:hAnsi="Consolas"/>
+          <w:color w:val="24292F"/>
+          <w:sz w:val="16"/>
+          <w:szCs w:val="16"/>
+        </w:rPr>
+        <w:t xml:space="preserve">tenant_federation:</w:t>
+      </w:r>
+    </w:p>
+    <w:p>
+      <w:pPr>
+        <w:keepNext/>
+        <w:keepLines/>
+        <w:pBdr>
+          <w:top w:val="single" w:color="D0D7DE" w:sz="4" w:space="4"/>
+          <w:left w:val="single" w:color="D0D7DE" w:sz="4" w:space="4"/>
+          <w:bottom w:val="single" w:color="D0D7DE" w:sz="4" w:space="4"/>
+          <w:right w:val="single" w:color="D0D7DE" w:sz="4" w:space="4"/>
+        </w:pBdr>
+        <w:shd w:fill="F4F6F8" w:color="auto" w:val="clear"/>
+        <w:spacing w:after="0" w:before="0" w:line="240"/>
+        <w:ind w:left="100" w:right="100"/>
+      </w:pPr>
+      <w:r>
+        <w:rPr>
+          <w:rFonts w:ascii="Consolas" w:cs="Consolas" w:eastAsia="Consolas" w:hAnsi="Consolas"/>
+          <w:color w:val="24292F"/>
+          <w:sz w:val="16"/>
+          <w:szCs w:val="16"/>
+        </w:rPr>
+        <w:t xml:space="preserve">  enabled: true                           # a query may name several tenants</w:t>
       </w:r>
     </w:p>
     <w:p>
@@ -2425,7 +2591,7 @@
                 <w:sz w:val="19"/>
                 <w:szCs w:val="19"/>
               </w:rPr>
-              <w:t xml:space="preserve">07-read-gateway/gateway.yaml</w:t>
+              <w:t xml:space="preserve">07-read-gateway/views.yaml</w:t>
             </w:r>
           </w:p>
         </w:tc>
@@ -2444,7 +2610,7 @@
               <w:spacing w:after="0"/>
             </w:pPr>
             <w:r>
-              <w:t xml:space="preserve">obs-gateway, port 8080</w:t>
+              <w:t xml:space="preserve">the views, and which key opens each</w:t>
             </w:r>
           </w:p>
         </w:tc>
@@ -4135,7 +4301,29 @@
         <w:spacing w:after="140"/>
       </w:pPr>
       <w:r>
-        <w:t xml:space="preserve">Alert rules created in your org (Grafana-managed alerts) query through the same data source, so they only ever see your tenant.</w:t>
+        <w:t xml:space="preserve">Alert rules created in your org (Grafana-managed alerts) query through the same data source, so they only ever see your org's tenants. </w:t>
+      </w:r>
+      <w:r>
+        <w:rPr>
+          <w:rFonts w:ascii="Consolas" w:cs="Consolas" w:eastAsia="Consolas" w:hAnsi="Consolas"/>
+          <w:sz w:val="19"/>
+          <w:szCs w:val="19"/>
+        </w:rPr>
+        <w:t xml:space="preserve">count by (__tenant_id__) (up)</w:t>
+      </w:r>
+      <w:r>
+        <w:t xml:space="preserve"> splits a graph per tenant, and </w:t>
+      </w:r>
+      <w:r>
+        <w:rPr>
+          <w:rFonts w:ascii="Consolas" w:cs="Consolas" w:eastAsia="Consolas" w:hAnsi="Consolas"/>
+          <w:sz w:val="19"/>
+          <w:szCs w:val="19"/>
+        </w:rPr>
+        <w:t xml:space="preserve">up{__tenant_id__="tenant-c"}</w:t>
+      </w:r>
+      <w:r>
+        <w:t xml:space="preserve"> narrows to one.</w:t>
       </w:r>
     </w:p>
     <w:p>
@@ -4250,7 +4438,7 @@
               <w:spacing w:after="0"/>
             </w:pPr>
             <w:r>
-              <w:t xml:space="preserve">tenant-a lists the namespaces it has metrics for</w:t>
+              <w:t xml:space="preserve">Tenant A's view lists the namespaces it has metrics for</w:t>
             </w:r>
           </w:p>
         </w:tc>
@@ -4269,7 +4457,7 @@
               <w:spacing w:after="0"/>
             </w:pPr>
             <w:r>
-              <w:t xml:space="preserve">only tenant-a</w:t>
+              <w:t xml:space="preserve">tenant-a and tenant-c</w:t>
             </w:r>
           </w:p>
         </w:tc>
@@ -4293,7 +4481,93 @@
               <w:spacing w:after="0"/>
             </w:pPr>
             <w:r>
-              <w:t xml:space="preserve">tenant-a's key plus </w:t>
+              <w:t xml:space="preserve">Platform's view lists them</w:t>
+            </w:r>
+          </w:p>
+        </w:tc>
+        <w:tc>
+          <w:tcPr>
+            <w:tcW w:type="dxa" w:w="3546"/>
+            <w:tcMar>
+              <w:top w:type="dxa" w:w="70"/>
+              <w:left w:type="dxa" w:w="110"/>
+              <w:bottom w:type="dxa" w:w="70"/>
+              <w:right w:type="dxa" w:w="110"/>
+            </w:tcMar>
+          </w:tcPr>
+          <w:p>
+            <w:pPr>
+              <w:spacing w:after="0"/>
+            </w:pPr>
+            <w:r>
+              <w:t xml:space="preserve">every tenant, and the platform's own</w:t>
+            </w:r>
+          </w:p>
+        </w:tc>
+      </w:tr>
+      <w:tr>
+        <w:trPr>
+          <w:cantSplit/>
+        </w:trPr>
+        <w:tc>
+          <w:tcPr>
+            <w:tcW w:type="dxa" w:w="6200"/>
+            <w:tcMar>
+              <w:top w:type="dxa" w:w="70"/>
+              <w:left w:type="dxa" w:w="110"/>
+              <w:bottom w:type="dxa" w:w="70"/>
+              <w:right w:type="dxa" w:w="110"/>
+            </w:tcMar>
+          </w:tcPr>
+          <w:p>
+            <w:pPr>
+              <w:spacing w:after="0"/>
+            </w:pPr>
+            <w:r>
+              <w:t xml:space="preserve">Tenant A's key on another view</w:t>
+            </w:r>
+          </w:p>
+        </w:tc>
+        <w:tc>
+          <w:tcPr>
+            <w:tcW w:type="dxa" w:w="3546"/>
+            <w:tcMar>
+              <w:top w:type="dxa" w:w="70"/>
+              <w:left w:type="dxa" w:w="110"/>
+              <w:bottom w:type="dxa" w:w="70"/>
+              <w:right w:type="dxa" w:w="110"/>
+            </w:tcMar>
+          </w:tcPr>
+          <w:p>
+            <w:pPr>
+              <w:spacing w:after="0"/>
+            </w:pPr>
+            <w:r>
+              <w:t xml:space="preserve">401</w:t>
+            </w:r>
+          </w:p>
+        </w:tc>
+      </w:tr>
+      <w:tr>
+        <w:trPr>
+          <w:cantSplit/>
+        </w:trPr>
+        <w:tc>
+          <w:tcPr>
+            <w:tcW w:type="dxa" w:w="6200"/>
+            <w:tcMar>
+              <w:top w:type="dxa" w:w="70"/>
+              <w:left w:type="dxa" w:w="110"/>
+              <w:bottom w:type="dxa" w:w="70"/>
+              <w:right w:type="dxa" w:w="110"/>
+            </w:tcMar>
+          </w:tcPr>
+          <w:p>
+            <w:pPr>
+              <w:spacing w:after="0"/>
+            </w:pPr>
+            <w:r>
+              <w:t xml:space="preserve">a view's request plus </w:t>
             </w:r>
             <w:r>
               <w:rPr>
@@ -4320,7 +4594,7 @@
               <w:spacing w:after="0"/>
             </w:pPr>
             <w:r>
-              <w:t xml:space="preserve">still only tenant-a</w:t>
+              <w:t xml:space="preserve">unchanged: the view wins</w:t>
             </w:r>
           </w:p>
         </w:tc>
@@ -4830,7 +5104,7 @@
           <w:sz w:val="16"/>
           <w:szCs w:val="16"/>
         </w:rPr>
-        <w:t xml:space="preserve">  http://127.0.0.1:8080/prometheus/api/v1/label/namespace/values | jq .data</w:t>
+        <w:t xml:space="preserve">  http://127.0.0.1:8080/tenant-a/prometheus/api/v1/label/namespace/values | jq .data</w:t>
       </w:r>
     </w:p>
     <w:p>
@@ -4854,7 +5128,55 @@
           <w:sz w:val="16"/>
           <w:szCs w:val="16"/>
         </w:rPr>
-        <w:t xml:space="preserve">curl -s -H "X-Api-Key: ${OBS_KEY_TENANT_A}" --data-urlencode 'query=up' \</w:t>
+        <w:t xml:space="preserve"># which tenant is which:</w:t>
+      </w:r>
+    </w:p>
+    <w:p>
+      <w:pPr>
+        <w:keepNext/>
+        <w:keepLines/>
+        <w:pBdr>
+          <w:top w:val="single" w:color="D0D7DE" w:sz="4" w:space="4"/>
+          <w:left w:val="single" w:color="D0D7DE" w:sz="4" w:space="4"/>
+          <w:bottom w:val="single" w:color="D0D7DE" w:sz="4" w:space="4"/>
+          <w:right w:val="single" w:color="D0D7DE" w:sz="4" w:space="4"/>
+        </w:pBdr>
+        <w:shd w:fill="F4F6F8" w:color="auto" w:val="clear"/>
+        <w:spacing w:after="0" w:before="0" w:line="240"/>
+        <w:ind w:left="100" w:right="100"/>
+      </w:pPr>
+      <w:r>
+        <w:rPr>
+          <w:rFonts w:ascii="Consolas" w:cs="Consolas" w:eastAsia="Consolas" w:hAnsi="Consolas"/>
+          <w:color w:val="24292F"/>
+          <w:sz w:val="16"/>
+          <w:szCs w:val="16"/>
+        </w:rPr>
+        <w:t xml:space="preserve">K="X-Api-Key: ${OBS_KEY_TENANT_A}"</w:t>
+      </w:r>
+    </w:p>
+    <w:p>
+      <w:pPr>
+        <w:keepNext/>
+        <w:keepLines/>
+        <w:pBdr>
+          <w:top w:val="single" w:color="D0D7DE" w:sz="4" w:space="4"/>
+          <w:left w:val="single" w:color="D0D7DE" w:sz="4" w:space="4"/>
+          <w:bottom w:val="single" w:color="D0D7DE" w:sz="4" w:space="4"/>
+          <w:right w:val="single" w:color="D0D7DE" w:sz="4" w:space="4"/>
+        </w:pBdr>
+        <w:shd w:fill="F4F6F8" w:color="auto" w:val="clear"/>
+        <w:spacing w:after="0" w:before="0" w:line="240"/>
+        <w:ind w:left="100" w:right="100"/>
+      </w:pPr>
+      <w:r>
+        <w:rPr>
+          <w:rFonts w:ascii="Consolas" w:cs="Consolas" w:eastAsia="Consolas" w:hAnsi="Consolas"/>
+          <w:color w:val="24292F"/>
+          <w:sz w:val="16"/>
+          <w:szCs w:val="16"/>
+        </w:rPr>
+        <w:t xml:space="preserve">curl -s -H "$K" --data-urlencode 'query=count by (__tenant_id__) (up)' \</w:t>
       </w:r>
     </w:p>
     <w:p>
@@ -4878,7 +5200,7 @@
           <w:sz w:val="16"/>
           <w:szCs w:val="16"/>
         </w:rPr>
-        <w:t xml:space="preserve">  http://127.0.0.1:8080/prometheus/api/v1/query | jq '.data.result[].metric.namespace'</w:t>
+        <w:t xml:space="preserve">  http://127.0.0.1:8080/tenant-a/prometheus/api/v1/query | jq -c '[.data.result[].metric]'</w:t>
       </w:r>
     </w:p>
     <w:p>
@@ -5253,7 +5575,7 @@
               <w:spacing w:after="0"/>
             </w:pPr>
             <w:r>
-              <w:t xml:space="preserve">The URL does not end in </w:t>
+              <w:t xml:space="preserve">The URL is not the org's view plus </w:t>
             </w:r>
             <w:r>
               <w:rPr>
